--- a/Модульная_структура_18модулей.docx
+++ b/Модульная_структура_18модулей.docx
@@ -7922,7 +7922,7 @@
           <w:i w:val="0"/>
           <w:sz w:val="28"/>
         </w:rPr>
-        <w:t>Для анализа структуры системы и оценки взаимодействия её модулей применяется карта Константайна (рисунок 144). На ней вершинами выступают модули системы (прямоугольник), повторно используемые библиотеки (двойная рамка) и общие области хранения данных (овал), а дугами – информационные связи и потоки данных. Вызовы модулей показаны сплошными стрелками, обращение к библиотекам – пунктиром (common coupling); у связей подписаны куплеты с направлением (↓ – передача в вызываемый модуль, ↑ – возврат) и видом связи (○ – по данным, ● – по управлению).</w:t>
+        <w:t>Для анализа структуры системы и оценки взаимодействия её модулей применяется карта Константайна (рисунок 144). На ней вершинами выступают модули системы (прямоугольник), повторно используемые библиотеки (двойная рамка) и общие области хранения данных (овал), а дугами – информационные связи и потоки данных. Все обращения показаны сплошными стрелками; у связей подписаны куплеты с направлением (↓ – передача в вызываемый модуль, ↑ – возврат) и видом связи (○ – по данным, ● – по управлению).</w:t>
       </w:r>
     </w:p>
     <w:p>
@@ -7933,7 +7933,7 @@
       <w:r>
         <w:drawing>
           <wp:inline xmlns:a="http://schemas.openxmlformats.org/drawingml/2006/main" xmlns:pic="http://schemas.openxmlformats.org/drawingml/2006/picture">
-            <wp:extent cx="5940000" cy="2569692"/>
+            <wp:extent cx="5940000" cy="2561300"/>
             <wp:docPr id="2" name="Picture 2"/>
             <wp:cNvGraphicFramePr>
               <a:graphicFrameLocks noChangeAspect="1"/>
@@ -7954,7 +7954,7 @@
                   <pic:spPr>
                     <a:xfrm>
                       <a:off x="0" y="0"/>
-                      <a:ext cx="5940000" cy="2569692"/>
+                      <a:ext cx="5940000" cy="2561300"/>
                     </a:xfrm>
                     <a:prstGeom prst="rect"/>
                   </pic:spPr>
@@ -8932,7 +8932,7 @@
           <w:i w:val="0"/>
           <w:sz w:val="28"/>
         </w:rPr>
-        <w:t>Сцепление определяет уровень зависимости между отдельными модулями системы. Наиболее рациональным считается сцепление по данным. В разрабатываемой системе взаимодействие осуществляется преимущественно по образцу (передаются составные объекты модели) и по данным; обращение к повторно используемым библиотекам отнесено к common coupling, а возврат вида сущности классификатором – к сцеплению по управлению. Оценка сцепления модулей приведена в таблице ниже.</w:t>
+        <w:t>Сцепление определяет уровень зависимости между отдельными модулями системы. Наиболее рациональным считается сцепление по данным. В разрабатываемой системе взаимодействие осуществляется преимущественно по образцу (передаются составные объекты модели) и по данным; обращения к повторно используемым библиотекам (StaxUtils, Transliterator, JavaFileWriter, XmlNamespaces) – сцепление по данным (передаются параметры и результат, без общего изменяемого состояния), а возврат вида сущности классификатором – сцепление по управлению. Оценка сцепления модулей приведена в таблице ниже.</w:t>
       </w:r>
     </w:p>
     <w:p>
@@ -9329,7 +9329,7 @@
                 <w:i w:val="0"/>
                 <w:sz w:val="24"/>
               </w:rPr>
-              <w:t>Общее (common)</w:t>
+              <w:t>По данным</w:t>
             </w:r>
           </w:p>
         </w:tc>
@@ -9373,7 +9373,7 @@
                 <w:i w:val="0"/>
                 <w:sz w:val="24"/>
               </w:rPr>
-              <w:t>Общее (common)</w:t>
+              <w:t>По данным</w:t>
             </w:r>
           </w:p>
         </w:tc>
@@ -9769,7 +9769,7 @@
                 <w:i w:val="0"/>
                 <w:sz w:val="24"/>
               </w:rPr>
-              <w:t>Общее (common)</w:t>
+              <w:t>По данным</w:t>
             </w:r>
           </w:p>
         </w:tc>
@@ -9813,7 +9813,7 @@
                 <w:i w:val="0"/>
                 <w:sz w:val="24"/>
               </w:rPr>
-              <w:t>Общее (common)</w:t>
+              <w:t>По данным</w:t>
             </w:r>
           </w:p>
         </w:tc>
